--- a/WeConnect操作手册.docx
+++ b/WeConnect操作手册.docx
@@ -136,6 +136,7 @@
           <w:color w:val="07C160"/>
           <w:sz w:val="36"/>
         </w:rPr>
+        <w:lastRenderedPageBreak/>
         <w:t>版本更新日志</w:t>
       </w:r>
     </w:p>
@@ -178,6 +179,7 @@
         <w:ind w:left="360"/>
         <w:rPr>
           <w:rFonts w:ascii="微软雅黑" w:eastAsia="微软雅黑" w:hAnsi="微软雅黑"/>
+          <w:lang w:eastAsia="zh-CN"/>
         </w:rPr>
       </w:pPr>
       <w:r>
@@ -185,6 +187,7 @@
           <w:rFonts w:ascii="微软雅黑" w:eastAsia="微软雅黑" w:hAnsi="微软雅黑"/>
           <w:color w:val="1F2937"/>
           <w:sz w:val="21"/>
+          <w:lang w:eastAsia="zh-CN"/>
         </w:rPr>
         <w:t>• 收集 sender 的当前待办（今天的 + 未完成的历史待办），一并作为 AI 输入的上下文</w:t>
       </w:r>
@@ -195,6 +198,7 @@
         <w:ind w:left="360"/>
         <w:rPr>
           <w:rFonts w:ascii="微软雅黑" w:eastAsia="微软雅黑" w:hAnsi="微软雅黑"/>
+          <w:lang w:eastAsia="zh-CN"/>
         </w:rPr>
       </w:pPr>
       <w:r>
@@ -202,6 +206,7 @@
           <w:rFonts w:ascii="微软雅黑" w:eastAsia="微软雅黑" w:hAnsi="微软雅黑"/>
           <w:color w:val="1F2937"/>
           <w:sz w:val="21"/>
+          <w:lang w:eastAsia="zh-CN"/>
         </w:rPr>
         <w:t>• AI 回复后，进行第二次 AI 调用：合并发言历史 + 回复内容 + 现有待办，生成新的 sender 待办摘要</w:t>
       </w:r>
@@ -212,6 +217,7 @@
         <w:ind w:left="360"/>
         <w:rPr>
           <w:rFonts w:ascii="微软雅黑" w:eastAsia="微软雅黑" w:hAnsi="微软雅黑"/>
+          <w:lang w:eastAsia="zh-CN"/>
         </w:rPr>
       </w:pPr>
       <w:r>
@@ -219,6 +225,7 @@
           <w:rFonts w:ascii="微软雅黑" w:eastAsia="微软雅黑" w:hAnsi="微软雅黑"/>
           <w:color w:val="1F2937"/>
           <w:sz w:val="21"/>
+          <w:lang w:eastAsia="zh-CN"/>
         </w:rPr>
         <w:t>• 对每个 sender 保持一条活跃待办记录（有则更新，无则新建），避免待办碎片化</w:t>
       </w:r>
@@ -229,16 +236,182 @@
         <w:ind w:left="360"/>
         <w:rPr>
           <w:rFonts w:ascii="微软雅黑" w:eastAsia="微软雅黑" w:hAnsi="微软雅黑"/>
-        </w:rPr>
-      </w:pPr>
-      <w:r>
-        <w:rPr>
-          <w:rFonts w:ascii="微软雅黑" w:eastAsia="微软雅黑" w:hAnsi="微软雅黑"/>
           <w:color w:val="1F2937"/>
           <w:sz w:val="21"/>
+          <w:lang w:eastAsia="zh-CN"/>
+        </w:rPr>
+      </w:pPr>
+      <w:r>
+        <w:rPr>
+          <w:rFonts w:ascii="微软雅黑" w:eastAsia="微软雅黑" w:hAnsi="微软雅黑"/>
+          <w:color w:val="1F2937"/>
+          <w:sz w:val="21"/>
+          <w:lang w:eastAsia="zh-CN"/>
         </w:rPr>
         <w:t>• 支持 webhook 触发，将合并后的待办发送到内部系统</w:t>
       </w:r>
+    </w:p>
+    <w:p>
+      <w:pPr>
+        <w:spacing w:before="40" w:after="120"/>
+        <w:rPr>
+          <w:rFonts w:ascii="微软雅黑" w:eastAsia="微软雅黑" w:hAnsi="微软雅黑"/>
+          <w:lang w:eastAsia="zh-CN"/>
+        </w:rPr>
+      </w:pPr>
+    </w:p>
+    <w:p>
+      <w:pPr>
+        <w:spacing w:before="40" w:after="120"/>
+        <w:rPr>
+          <w:rFonts w:ascii="微软雅黑" w:eastAsia="微软雅黑" w:hAnsi="微软雅黑"/>
+          <w:lang w:eastAsia="zh-CN"/>
+        </w:rPr>
+      </w:pPr>
+    </w:p>
+    <w:p>
+      <w:pPr>
+        <w:spacing w:before="40" w:after="120"/>
+        <w:rPr>
+          <w:rFonts w:ascii="微软雅黑" w:eastAsia="微软雅黑" w:hAnsi="微软雅黑"/>
+          <w:lang w:eastAsia="zh-CN"/>
+        </w:rPr>
+      </w:pPr>
+    </w:p>
+    <w:p>
+      <w:pPr>
+        <w:spacing w:before="40" w:after="120"/>
+        <w:rPr>
+          <w:rFonts w:ascii="微软雅黑" w:eastAsia="微软雅黑" w:hAnsi="微软雅黑"/>
+          <w:lang w:eastAsia="zh-CN"/>
+        </w:rPr>
+      </w:pPr>
+    </w:p>
+    <w:p>
+      <w:pPr>
+        <w:spacing w:before="40" w:after="120"/>
+        <w:rPr>
+          <w:rFonts w:ascii="微软雅黑" w:eastAsia="微软雅黑" w:hAnsi="微软雅黑"/>
+          <w:lang w:eastAsia="zh-CN"/>
+        </w:rPr>
+      </w:pPr>
+    </w:p>
+    <w:p>
+      <w:pPr>
+        <w:spacing w:before="40" w:after="120"/>
+        <w:rPr>
+          <w:rFonts w:ascii="微软雅黑" w:eastAsia="微软雅黑" w:hAnsi="微软雅黑"/>
+          <w:lang w:eastAsia="zh-CN"/>
+        </w:rPr>
+      </w:pPr>
+    </w:p>
+    <w:p>
+      <w:pPr>
+        <w:spacing w:before="40" w:after="120"/>
+        <w:rPr>
+          <w:rFonts w:ascii="微软雅黑" w:eastAsia="微软雅黑" w:hAnsi="微软雅黑"/>
+          <w:lang w:eastAsia="zh-CN"/>
+        </w:rPr>
+      </w:pPr>
+    </w:p>
+    <w:p>
+      <w:pPr>
+        <w:spacing w:before="40" w:after="120"/>
+        <w:rPr>
+          <w:rFonts w:ascii="微软雅黑" w:eastAsia="微软雅黑" w:hAnsi="微软雅黑"/>
+          <w:lang w:eastAsia="zh-CN"/>
+        </w:rPr>
+      </w:pPr>
+    </w:p>
+    <w:p>
+      <w:pPr>
+        <w:spacing w:before="40" w:after="120"/>
+        <w:rPr>
+          <w:rFonts w:ascii="微软雅黑" w:eastAsia="微软雅黑" w:hAnsi="微软雅黑"/>
+          <w:lang w:eastAsia="zh-CN"/>
+        </w:rPr>
+      </w:pPr>
+    </w:p>
+    <w:p>
+      <w:pPr>
+        <w:spacing w:before="40" w:after="120"/>
+        <w:rPr>
+          <w:rFonts w:ascii="微软雅黑" w:eastAsia="微软雅黑" w:hAnsi="微软雅黑"/>
+          <w:lang w:eastAsia="zh-CN"/>
+        </w:rPr>
+      </w:pPr>
+    </w:p>
+    <w:p>
+      <w:pPr>
+        <w:spacing w:before="40" w:after="120"/>
+        <w:rPr>
+          <w:rFonts w:ascii="微软雅黑" w:eastAsia="微软雅黑" w:hAnsi="微软雅黑"/>
+          <w:lang w:eastAsia="zh-CN"/>
+        </w:rPr>
+      </w:pPr>
+    </w:p>
+    <w:p>
+      <w:pPr>
+        <w:spacing w:before="40" w:after="120"/>
+        <w:rPr>
+          <w:rFonts w:ascii="微软雅黑" w:eastAsia="微软雅黑" w:hAnsi="微软雅黑"/>
+          <w:lang w:eastAsia="zh-CN"/>
+        </w:rPr>
+      </w:pPr>
+    </w:p>
+    <w:p>
+      <w:pPr>
+        <w:spacing w:before="40" w:after="120"/>
+        <w:rPr>
+          <w:rFonts w:ascii="微软雅黑" w:eastAsia="微软雅黑" w:hAnsi="微软雅黑"/>
+          <w:lang w:eastAsia="zh-CN"/>
+        </w:rPr>
+      </w:pPr>
+    </w:p>
+    <w:p>
+      <w:pPr>
+        <w:spacing w:before="40" w:after="120"/>
+        <w:rPr>
+          <w:rFonts w:ascii="微软雅黑" w:eastAsia="微软雅黑" w:hAnsi="微软雅黑"/>
+          <w:lang w:eastAsia="zh-CN"/>
+        </w:rPr>
+      </w:pPr>
+    </w:p>
+    <w:p>
+      <w:pPr>
+        <w:spacing w:before="40" w:after="120"/>
+        <w:rPr>
+          <w:rFonts w:ascii="微软雅黑" w:eastAsia="微软雅黑" w:hAnsi="微软雅黑"/>
+          <w:lang w:eastAsia="zh-CN"/>
+        </w:rPr>
+      </w:pPr>
+    </w:p>
+    <w:p>
+      <w:pPr>
+        <w:spacing w:before="40" w:after="120"/>
+        <w:rPr>
+          <w:rFonts w:ascii="微软雅黑" w:eastAsia="微软雅黑" w:hAnsi="微软雅黑"/>
+          <w:lang w:eastAsia="zh-CN"/>
+        </w:rPr>
+      </w:pPr>
+    </w:p>
+    <w:p>
+      <w:pPr>
+        <w:spacing w:before="40" w:after="120"/>
+        <w:rPr>
+          <w:rFonts w:ascii="微软雅黑" w:eastAsia="微软雅黑" w:hAnsi="微软雅黑"/>
+          <w:lang w:eastAsia="zh-CN"/>
+        </w:rPr>
+      </w:pPr>
+    </w:p>
+    <w:p>
+      <w:pPr>
+        <w:spacing w:before="40" w:after="120"/>
+        <w:rPr>
+          <w:rFonts w:ascii="微软雅黑" w:eastAsia="微软雅黑" w:hAnsi="微软雅黑" w:hint="eastAsia"/>
+          <w:lang w:eastAsia="zh-CN"/>
+        </w:rPr>
+      </w:pPr>
     </w:p>
     <w:p>
       <w:pPr>
@@ -250,6 +423,7 @@
           <w:rFonts w:ascii="微软雅黑" w:eastAsia="微软雅黑" w:hAnsi="微软雅黑"/>
         </w:rPr>
       </w:pPr>
+      <w:proofErr w:type="gramStart"/>
       <w:r>
         <w:rPr>
           <w:rFonts w:ascii="微软雅黑" w:eastAsia="微软雅黑" w:hAnsi="微软雅黑"/>
@@ -257,8 +431,19 @@
           <w:sz w:val="36"/>
         </w:rPr>
         <w:lastRenderedPageBreak/>
-        <w:t>1  产品概述</w:t>
-      </w:r>
+        <w:t xml:space="preserve">1  </w:t>
+      </w:r>
+      <w:proofErr w:type="spellStart"/>
+      <w:r>
+        <w:rPr>
+          <w:rFonts w:ascii="微软雅黑" w:eastAsia="微软雅黑" w:hAnsi="微软雅黑"/>
+          <w:color w:val="07C160"/>
+          <w:sz w:val="36"/>
+        </w:rPr>
+        <w:t>产品概述</w:t>
+      </w:r>
+      <w:proofErr w:type="spellEnd"/>
+      <w:proofErr w:type="gramEnd"/>
     </w:p>
     <w:p>
       <w:pPr>
@@ -425,7 +610,43 @@
                 <w:sz w:val="20"/>
                 <w:lang w:eastAsia="zh-CN"/>
               </w:rPr>
-              <w:t>实时检测指定微信群的新消息，每 5 秒轮询一次，每 30 秒全量扫描兜底，确保消息零遗漏</w:t>
+              <w:t xml:space="preserve">实时检测指定微信群的新消息，每 </w:t>
+            </w:r>
+            <w:r>
+              <w:rPr>
+                <w:rFonts w:ascii="微软雅黑" w:eastAsia="微软雅黑" w:hAnsi="微软雅黑"/>
+                <w:color w:val="1F2937"/>
+                <w:sz w:val="20"/>
+                <w:lang w:eastAsia="zh-CN"/>
+              </w:rPr>
+              <w:t>2-10</w:t>
+            </w:r>
+            <w:r>
+              <w:rPr>
+                <w:rFonts w:ascii="微软雅黑" w:eastAsia="微软雅黑" w:hAnsi="微软雅黑"/>
+                <w:color w:val="1F2937"/>
+                <w:sz w:val="20"/>
+                <w:lang w:eastAsia="zh-CN"/>
+              </w:rPr>
+              <w:t xml:space="preserve"> 秒轮询一次，每 30</w:t>
+            </w:r>
+            <w:r>
+              <w:rPr>
+                <w:rFonts w:ascii="微软雅黑" w:eastAsia="微软雅黑" w:hAnsi="微软雅黑"/>
+                <w:color w:val="1F2937"/>
+                <w:sz w:val="20"/>
+                <w:lang w:eastAsia="zh-CN"/>
+              </w:rPr>
+              <w:t>-100</w:t>
+            </w:r>
+            <w:r>
+              <w:rPr>
+                <w:rFonts w:ascii="微软雅黑" w:eastAsia="微软雅黑" w:hAnsi="微软雅黑"/>
+                <w:color w:val="1F2937"/>
+                <w:sz w:val="20"/>
+                <w:lang w:eastAsia="zh-CN"/>
+              </w:rPr>
+              <w:t xml:space="preserve"> 秒全量扫描兜底，确保消息零遗漏</w:t>
             </w:r>
           </w:p>
         </w:tc>
@@ -455,8 +676,18 @@
                 <w:color w:val="1F2937"/>
                 <w:sz w:val="20"/>
               </w:rPr>
-              <w:t>AI 自动回复</w:t>
+              <w:t xml:space="preserve">AI </w:t>
             </w:r>
+            <w:proofErr w:type="spellStart"/>
+            <w:r>
+              <w:rPr>
+                <w:rFonts w:ascii="微软雅黑" w:eastAsia="微软雅黑" w:hAnsi="微软雅黑"/>
+                <w:color w:val="1F2937"/>
+                <w:sz w:val="20"/>
+              </w:rPr>
+              <w:t>自动回复</w:t>
+            </w:r>
+            <w:proofErr w:type="spellEnd"/>
           </w:p>
         </w:tc>
         <w:tc>
@@ -509,6 +740,7 @@
                 <w:rFonts w:ascii="微软雅黑" w:eastAsia="微软雅黑" w:hAnsi="微软雅黑"/>
               </w:rPr>
             </w:pPr>
+            <w:proofErr w:type="spellStart"/>
             <w:r>
               <w:rPr>
                 <w:rFonts w:ascii="微软雅黑" w:eastAsia="微软雅黑" w:hAnsi="微软雅黑"/>
@@ -517,6 +749,7 @@
               </w:rPr>
               <w:t>待办事项生成</w:t>
             </w:r>
+            <w:proofErr w:type="spellEnd"/>
           </w:p>
         </w:tc>
         <w:tc>
@@ -575,8 +808,18 @@
                 <w:color w:val="1F2937"/>
                 <w:sz w:val="20"/>
               </w:rPr>
-              <w:t>Webhook 集成</w:t>
+              <w:t xml:space="preserve">Webhook </w:t>
             </w:r>
+            <w:proofErr w:type="spellStart"/>
+            <w:r>
+              <w:rPr>
+                <w:rFonts w:ascii="微软雅黑" w:eastAsia="微软雅黑" w:hAnsi="微软雅黑"/>
+                <w:color w:val="1F2937"/>
+                <w:sz w:val="20"/>
+              </w:rPr>
+              <w:t>集成</w:t>
+            </w:r>
+            <w:proofErr w:type="spellEnd"/>
           </w:p>
         </w:tc>
         <w:tc>
@@ -629,6 +872,7 @@
                 <w:rFonts w:ascii="微软雅黑" w:eastAsia="微软雅黑" w:hAnsi="微软雅黑"/>
               </w:rPr>
             </w:pPr>
+            <w:proofErr w:type="spellStart"/>
             <w:r>
               <w:rPr>
                 <w:rFonts w:ascii="微软雅黑" w:eastAsia="微软雅黑" w:hAnsi="微软雅黑"/>
@@ -637,6 +881,7 @@
               </w:rPr>
               <w:t>多模型支持</w:t>
             </w:r>
+            <w:proofErr w:type="spellEnd"/>
           </w:p>
         </w:tc>
         <w:tc>
@@ -896,6 +1141,7 @@
           <w:color w:val="05964B"/>
           <w:sz w:val="26"/>
         </w:rPr>
+        <w:lastRenderedPageBreak/>
         <w:t>2.1  系统要求</w:t>
       </w:r>
     </w:p>
@@ -935,7 +1181,6 @@
                 <w:color w:val="FFFFFF"/>
                 <w:sz w:val="20"/>
               </w:rPr>
-              <w:lastRenderedPageBreak/>
               <w:t>项目</w:t>
             </w:r>
           </w:p>
@@ -1223,6 +1468,7 @@
                 <w:rFonts w:ascii="微软雅黑" w:eastAsia="微软雅黑" w:hAnsi="微软雅黑"/>
               </w:rPr>
             </w:pPr>
+            <w:proofErr w:type="spellStart"/>
             <w:r>
               <w:rPr>
                 <w:rFonts w:ascii="微软雅黑" w:eastAsia="微软雅黑" w:hAnsi="微软雅黑"/>
@@ -1231,6 +1477,7 @@
               </w:rPr>
               <w:t>微信账号</w:t>
             </w:r>
+            <w:proofErr w:type="spellEnd"/>
           </w:p>
         </w:tc>
         <w:tc>
@@ -1598,6 +1845,7 @@
           <w:color w:val="07C160"/>
           <w:sz w:val="36"/>
         </w:rPr>
+        <w:lastRenderedPageBreak/>
         <w:t>3  首次使用向导</w:t>
       </w:r>
     </w:p>
@@ -1616,7 +1864,6 @@
           <w:sz w:val="21"/>
           <w:lang w:eastAsia="zh-CN"/>
         </w:rPr>
-        <w:lastRenderedPageBreak/>
         <w:t>首次启动时，系统会引导您完成三步配置流程：启动微信 → 设置参数 → 进入监控。</w:t>
       </w:r>
     </w:p>
@@ -2133,6 +2380,7 @@
           <w:sz w:val="26"/>
           <w:lang w:eastAsia="zh-CN"/>
         </w:rPr>
+        <w:lastRenderedPageBreak/>
         <w:t>3.3  第三步：进入监控仪表盘</w:t>
       </w:r>
     </w:p>
@@ -2151,7 +2399,6 @@
           <w:sz w:val="21"/>
           <w:lang w:eastAsia="zh-CN"/>
         </w:rPr>
-        <w:lastRenderedPageBreak/>
         <w:t>完成设置后，点击「完成配置，开始监控」按钮，系统自动：</w:t>
       </w:r>
     </w:p>
@@ -2441,14 +2688,34 @@
                 <w:rFonts w:ascii="微软雅黑" w:eastAsia="微软雅黑" w:hAnsi="微软雅黑"/>
               </w:rPr>
             </w:pPr>
+            <w:proofErr w:type="spellStart"/>
             <w:r>
               <w:rPr>
                 <w:rFonts w:ascii="微软雅黑" w:eastAsia="微软雅黑" w:hAnsi="微软雅黑"/>
                 <w:color w:val="1F2937"/>
                 <w:sz w:val="20"/>
               </w:rPr>
-              <w:t>在线 / 离线</w:t>
+              <w:t>在线</w:t>
             </w:r>
+            <w:proofErr w:type="spellEnd"/>
+            <w:r>
+              <w:rPr>
+                <w:rFonts w:ascii="微软雅黑" w:eastAsia="微软雅黑" w:hAnsi="微软雅黑"/>
+                <w:color w:val="1F2937"/>
+                <w:sz w:val="20"/>
+              </w:rPr>
+              <w:t xml:space="preserve"> / </w:t>
+            </w:r>
+            <w:proofErr w:type="spellStart"/>
+            <w:r>
+              <w:rPr>
+                <w:rFonts w:ascii="微软雅黑" w:eastAsia="微软雅黑" w:hAnsi="微软雅黑"/>
+                <w:color w:val="1F2937"/>
+                <w:sz w:val="20"/>
+              </w:rPr>
+              <w:t>离线</w:t>
+            </w:r>
+            <w:proofErr w:type="spellEnd"/>
           </w:p>
         </w:tc>
         <w:tc>
@@ -2501,14 +2768,34 @@
                 <w:rFonts w:ascii="微软雅黑" w:eastAsia="微软雅黑" w:hAnsi="微软雅黑"/>
               </w:rPr>
             </w:pPr>
+            <w:proofErr w:type="spellStart"/>
             <w:r>
               <w:rPr>
                 <w:rFonts w:ascii="微软雅黑" w:eastAsia="微软雅黑" w:hAnsi="微软雅黑"/>
                 <w:color w:val="1F2937"/>
                 <w:sz w:val="20"/>
               </w:rPr>
-              <w:t>监控中 / 未监控</w:t>
+              <w:t>监控中</w:t>
             </w:r>
+            <w:proofErr w:type="spellEnd"/>
+            <w:r>
+              <w:rPr>
+                <w:rFonts w:ascii="微软雅黑" w:eastAsia="微软雅黑" w:hAnsi="微软雅黑"/>
+                <w:color w:val="1F2937"/>
+                <w:sz w:val="20"/>
+              </w:rPr>
+              <w:t xml:space="preserve"> / </w:t>
+            </w:r>
+            <w:proofErr w:type="spellStart"/>
+            <w:r>
+              <w:rPr>
+                <w:rFonts w:ascii="微软雅黑" w:eastAsia="微软雅黑" w:hAnsi="微软雅黑"/>
+                <w:color w:val="1F2937"/>
+                <w:sz w:val="20"/>
+              </w:rPr>
+              <w:t>未监控</w:t>
+            </w:r>
+            <w:proofErr w:type="spellEnd"/>
           </w:p>
         </w:tc>
         <w:tc>
@@ -2575,8 +2862,18 @@
                 <w:color w:val="1F2937"/>
                 <w:sz w:val="20"/>
               </w:rPr>
-              <w:t xml:space="preserve"> 设置</w:t>
+              <w:t xml:space="preserve"> </w:t>
             </w:r>
+            <w:proofErr w:type="spellStart"/>
+            <w:r>
+              <w:rPr>
+                <w:rFonts w:ascii="微软雅黑" w:eastAsia="微软雅黑" w:hAnsi="微软雅黑"/>
+                <w:color w:val="1F2937"/>
+                <w:sz w:val="20"/>
+              </w:rPr>
+              <w:t>设置</w:t>
+            </w:r>
+            <w:proofErr w:type="spellEnd"/>
           </w:p>
         </w:tc>
         <w:tc>
@@ -2946,6 +3243,7 @@
                 <w:rFonts w:ascii="微软雅黑" w:eastAsia="微软雅黑" w:hAnsi="微软雅黑"/>
               </w:rPr>
             </w:pPr>
+            <w:proofErr w:type="spellStart"/>
             <w:r>
               <w:rPr>
                 <w:rFonts w:ascii="微软雅黑" w:eastAsia="微软雅黑" w:hAnsi="微软雅黑"/>
@@ -2954,6 +3252,7 @@
               </w:rPr>
               <w:t>待办事项</w:t>
             </w:r>
+            <w:proofErr w:type="spellEnd"/>
           </w:p>
         </w:tc>
         <w:tc>
@@ -2992,7 +3291,7 @@
       <w:pPr>
         <w:spacing w:after="0"/>
         <w:rPr>
-          <w:rFonts w:ascii="微软雅黑" w:eastAsia="微软雅黑" w:hAnsi="微软雅黑"/>
+          <w:rFonts w:ascii="微软雅黑" w:eastAsia="微软雅黑" w:hAnsi="微软雅黑" w:hint="eastAsia"/>
           <w:lang w:eastAsia="zh-CN"/>
         </w:rPr>
       </w:pPr>
@@ -3012,7 +3311,6 @@
           <w:sz w:val="26"/>
           <w:lang w:eastAsia="zh-CN"/>
         </w:rPr>
-        <w:lastRenderedPageBreak/>
         <w:t>4.3  待办面板</w:t>
       </w:r>
     </w:p>
@@ -3031,7 +3329,25 @@
           <w:sz w:val="21"/>
           <w:lang w:eastAsia="zh-CN"/>
         </w:rPr>
-        <w:t>仪表盘右侧的待办面板按优先级展示需要处理的事项：</w:t>
+        <w:t>仪表盘右侧的待办面板按优先级展示需要处理的事项</w:t>
+      </w:r>
+      <w:r>
+        <w:rPr>
+          <w:rFonts w:ascii="微软雅黑" w:eastAsia="微软雅黑" w:hAnsi="微软雅黑" w:hint="eastAsia"/>
+          <w:color w:val="1F2937"/>
+          <w:sz w:val="21"/>
+          <w:lang w:eastAsia="zh-CN"/>
+        </w:rPr>
+        <w:t>，同一发言人在一个群聊中生成待办事项会合并更新为一条</w:t>
+      </w:r>
+      <w:r>
+        <w:rPr>
+          <w:rFonts w:ascii="微软雅黑" w:eastAsia="微软雅黑" w:hAnsi="微软雅黑" w:hint="eastAsia"/>
+          <w:color w:val="1F2937"/>
+          <w:sz w:val="21"/>
+          <w:lang w:eastAsia="zh-CN"/>
+        </w:rPr>
+        <w:t>：</w:t>
       </w:r>
     </w:p>
     <w:p>
@@ -3338,6 +3654,14 @@
           <w:lang w:eastAsia="zh-CN"/>
         </w:rPr>
         <w:t>【需要创建跟进事项时】请以 JSON 格式返回：</w:t>
+      </w:r>
+      <w:r>
+        <w:rPr>
+          <w:rFonts w:ascii="微软雅黑" w:eastAsia="微软雅黑" w:hAnsi="微软雅黑"/>
+          <w:color w:val="0F172A"/>
+          <w:sz w:val="18"/>
+          <w:lang w:eastAsia="zh-CN"/>
+        </w:rPr>
         <w:br/>
         <w:t>{"reply": "回复内容", "todoSummary": "需要跟进的具体事项，含客户名和问题描述"}</w:t>
       </w:r>
@@ -3427,6 +3751,7 @@
           <w:sz w:val="18"/>
           <w:lang w:eastAsia="zh-CN"/>
         </w:rPr>
+        <w:lastRenderedPageBreak/>
         <w:t>- 回复消息时，在内容头部加上对发言人的提醒：@ {消息发言人}</w:t>
       </w:r>
     </w:p>
@@ -3463,7 +3788,6 @@
           <w:sz w:val="21"/>
           <w:lang w:eastAsia="zh-CN"/>
         </w:rPr>
-        <w:lastRenderedPageBreak/>
         <w:t>「回复对象」字段控制系统对哪些成员的消息进行 AI 回复：</w:t>
       </w:r>
     </w:p>
@@ -3616,6 +3940,7 @@
                 <w:rFonts w:ascii="微软雅黑" w:eastAsia="微软雅黑" w:hAnsi="微软雅黑"/>
               </w:rPr>
             </w:pPr>
+            <w:proofErr w:type="spellStart"/>
             <w:r>
               <w:rPr>
                 <w:rFonts w:ascii="微软雅黑" w:eastAsia="微软雅黑" w:hAnsi="微软雅黑"/>
@@ -3624,6 +3949,7 @@
               </w:rPr>
               <w:t>张三；李四；王五</w:t>
             </w:r>
+            <w:proofErr w:type="spellEnd"/>
           </w:p>
         </w:tc>
         <w:tc>
@@ -3832,8 +4158,14 @@
           <w:lang w:eastAsia="zh-CN"/>
         </w:rPr>
         <w:t>核心词=同义词1=同义词2=...</w:t>
-        <w:br/>
-        <w:t>友商=竞争对手=航信=百望=税友</w:t>
+      </w:r>
+      <w:r>
+        <w:rPr>
+          <w:rFonts w:ascii="微软雅黑" w:eastAsia="微软雅黑" w:hAnsi="微软雅黑"/>
+          <w:color w:val="0F172A"/>
+          <w:sz w:val="18"/>
+          <w:lang w:eastAsia="zh-CN"/>
+        </w:rPr>
         <w:br/>
         <w:t>开票=发票云开票=星瀚开票=开票服务</w:t>
       </w:r>
@@ -4174,6 +4506,7 @@
                 <w:color w:val="1F2937"/>
                 <w:sz w:val="20"/>
               </w:rPr>
+              <w:lastRenderedPageBreak/>
               <w:t>{{todoId}}</w:t>
             </w:r>
           </w:p>
@@ -4432,7 +4765,6 @@
                 <w:color w:val="1F2937"/>
                 <w:sz w:val="20"/>
               </w:rPr>
-              <w:lastRenderedPageBreak/>
               <w:t>{{sender}}</w:t>
             </w:r>
           </w:p>
@@ -4480,7 +4812,7 @@
           <w:p>
             <w:pPr>
               <w:rPr>
-                <w:rFonts w:ascii="微软雅黑" w:eastAsia="微软雅黑" w:hAnsi="微软雅黑" w:hint="eastAsia"/>
+                <w:rFonts w:ascii="微软雅黑" w:eastAsia="微软雅黑" w:hAnsi="微软雅黑"/>
                 <w:lang w:eastAsia="zh-CN"/>
               </w:rPr>
             </w:pPr>
@@ -5096,14 +5428,49 @@
           <w:sz w:val="18"/>
         </w:rPr>
         <w:t>{</w:t>
+      </w:r>
+      <w:r>
+        <w:rPr>
+          <w:rFonts w:ascii="微软雅黑" w:eastAsia="微软雅黑" w:hAnsi="微软雅黑"/>
+          <w:color w:val="0F172A"/>
+          <w:sz w:val="18"/>
+        </w:rPr>
         <w:br/>
         <w:t xml:space="preserve">  "title": "{{summary}}",</w:t>
+      </w:r>
+      <w:r>
+        <w:rPr>
+          <w:rFonts w:ascii="微软雅黑" w:eastAsia="微软雅黑" w:hAnsi="微软雅黑"/>
+          <w:color w:val="0F172A"/>
+          <w:sz w:val="18"/>
+        </w:rPr>
         <w:br/>
         <w:t xml:space="preserve">  "content": "发言人：{{sender}}\n原文：{{originalMessage}}",</w:t>
+      </w:r>
+      <w:r>
+        <w:rPr>
+          <w:rFonts w:ascii="微软雅黑" w:eastAsia="微软雅黑" w:hAnsi="微软雅黑"/>
+          <w:color w:val="0F172A"/>
+          <w:sz w:val="18"/>
+        </w:rPr>
         <w:br/>
         <w:t xml:space="preserve">  "source": "{{sourceName}}",</w:t>
+      </w:r>
+      <w:r>
+        <w:rPr>
+          <w:rFonts w:ascii="微软雅黑" w:eastAsia="微软雅黑" w:hAnsi="微软雅黑"/>
+          <w:color w:val="0F172A"/>
+          <w:sz w:val="18"/>
+        </w:rPr>
         <w:br/>
         <w:t xml:space="preserve">  "createdAt": "{{timestamp}}"</w:t>
+      </w:r>
+      <w:r>
+        <w:rPr>
+          <w:rFonts w:ascii="微软雅黑" w:eastAsia="微软雅黑" w:hAnsi="微软雅黑"/>
+          <w:color w:val="0F172A"/>
+          <w:sz w:val="18"/>
+        </w:rPr>
         <w:br/>
         <w:t>}</w:t>
       </w:r>
@@ -5828,6 +6195,7 @@
           <w:color w:val="05964B"/>
           <w:sz w:val="26"/>
         </w:rPr>
+        <w:lastRenderedPageBreak/>
         <w:t>6.2  添加和切换模型</w:t>
       </w:r>
     </w:p>
@@ -5848,7 +6216,6 @@
           <w:sz w:val="21"/>
           <w:lang w:eastAsia="zh-CN"/>
         </w:rPr>
-        <w:lastRenderedPageBreak/>
         <w:t>在设置页点击「模型配置」区域</w:t>
       </w:r>
     </w:p>
@@ -6407,6 +6774,7 @@
                 <w:rFonts w:ascii="微软雅黑" w:eastAsia="微软雅黑" w:hAnsi="微软雅黑"/>
               </w:rPr>
             </w:pPr>
+            <w:proofErr w:type="spellStart"/>
             <w:r>
               <w:rPr>
                 <w:rFonts w:ascii="微软雅黑" w:eastAsia="微软雅黑" w:hAnsi="微软雅黑"/>
@@ -6415,6 +6783,7 @@
               </w:rPr>
               <w:t>全量扫描</w:t>
             </w:r>
+            <w:proofErr w:type="spellEnd"/>
           </w:p>
         </w:tc>
         <w:tc>
@@ -6565,6 +6934,7 @@
           <w:sz w:val="21"/>
           <w:lang w:eastAsia="zh-CN"/>
         </w:rPr>
+        <w:lastRenderedPageBreak/>
         <w:t>每条消息处理完成后，系统记录其内容的前 80 个字符作为去重键（dedupKey）。下次扫描到相同内容时，系统识别为已处理并跳过，避免重复回复。</w:t>
       </w:r>
     </w:p>
@@ -6587,7 +6957,6 @@
           <w:sz w:val="20"/>
           <w:lang w:eastAsia="zh-CN"/>
         </w:rPr>
-        <w:lastRenderedPageBreak/>
         <w:t xml:space="preserve">注意  </w:t>
       </w:r>
       <w:r>
@@ -6859,6 +7228,7 @@
                 <w:rFonts w:ascii="微软雅黑" w:eastAsia="微软雅黑" w:hAnsi="微软雅黑"/>
               </w:rPr>
             </w:pPr>
+            <w:proofErr w:type="spellStart"/>
             <w:r>
               <w:rPr>
                 <w:rFonts w:ascii="微软雅黑" w:eastAsia="微软雅黑" w:hAnsi="微软雅黑"/>
@@ -6867,6 +7237,7 @@
               </w:rPr>
               <w:t>图片</w:t>
             </w:r>
+            <w:proofErr w:type="spellEnd"/>
           </w:p>
         </w:tc>
         <w:tc>
@@ -6947,6 +7318,7 @@
                 <w:rFonts w:ascii="微软雅黑" w:eastAsia="微软雅黑" w:hAnsi="微软雅黑"/>
               </w:rPr>
             </w:pPr>
+            <w:proofErr w:type="spellStart"/>
             <w:r>
               <w:rPr>
                 <w:rFonts w:ascii="微软雅黑" w:eastAsia="微软雅黑" w:hAnsi="微软雅黑"/>
@@ -6955,6 +7327,7 @@
               </w:rPr>
               <w:t>语音</w:t>
             </w:r>
+            <w:proofErr w:type="spellEnd"/>
           </w:p>
         </w:tc>
         <w:tc>
@@ -7035,6 +7408,7 @@
                 <w:rFonts w:ascii="微软雅黑" w:eastAsia="微软雅黑" w:hAnsi="微软雅黑"/>
               </w:rPr>
             </w:pPr>
+            <w:proofErr w:type="spellStart"/>
             <w:r>
               <w:rPr>
                 <w:rFonts w:ascii="微软雅黑" w:eastAsia="微软雅黑" w:hAnsi="微软雅黑"/>
@@ -7043,6 +7417,7 @@
               </w:rPr>
               <w:t>视频</w:t>
             </w:r>
+            <w:proofErr w:type="spellEnd"/>
           </w:p>
         </w:tc>
         <w:tc>
@@ -7123,6 +7498,7 @@
                 <w:rFonts w:ascii="微软雅黑" w:eastAsia="微软雅黑" w:hAnsi="微软雅黑"/>
               </w:rPr>
             </w:pPr>
+            <w:proofErr w:type="spellStart"/>
             <w:r>
               <w:rPr>
                 <w:rFonts w:ascii="微软雅黑" w:eastAsia="微软雅黑" w:hAnsi="微软雅黑"/>
@@ -7131,6 +7507,7 @@
               </w:rPr>
               <w:t>分享链接</w:t>
             </w:r>
+            <w:proofErr w:type="spellEnd"/>
           </w:p>
         </w:tc>
         <w:tc>
@@ -7391,6 +7768,7 @@
           <w:sz w:val="21"/>
           <w:lang w:eastAsia="zh-CN"/>
         </w:rPr>
+        <w:lastRenderedPageBreak/>
         <w:t>每天服务启动时，系统自动执行历史迁移任务：将前几日未完成的待办标记为「历史待处理」，在仪表盘右侧面板的第二分区集中展示，提醒处理积压事项。</w:t>
       </w:r>
     </w:p>
@@ -7426,7 +7804,6 @@
           <w:sz w:val="21"/>
           <w:lang w:eastAsia="zh-CN"/>
         </w:rPr>
-        <w:lastRenderedPageBreak/>
         <w:t>系统自动清理 10 天前的消息记录和已完成的待办事项，保持数据库轻量。</w:t>
       </w:r>
       <w:r>
@@ -7586,6 +7963,13 @@
           <w:sz w:val="18"/>
         </w:rPr>
         <w:t># 查看实时日志</w:t>
+      </w:r>
+      <w:r>
+        <w:rPr>
+          <w:rFonts w:ascii="微软雅黑" w:eastAsia="微软雅黑" w:hAnsi="微软雅黑"/>
+          <w:color w:val="0F172A"/>
+          <w:sz w:val="18"/>
+        </w:rPr>
         <w:br/>
         <w:t>npm run dev 2&gt;&amp;1 | grep -E "\[Browser\]|\[Monitor\]"</w:t>
       </w:r>
@@ -7769,6 +8153,7 @@
           <w:color w:val="1F2937"/>
           <w:sz w:val="21"/>
         </w:rPr>
+        <w:lastRenderedPageBreak/>
         <w:t>优化 Prompt 是最有效的方法：</w:t>
       </w:r>
     </w:p>
@@ -7827,7 +8212,6 @@
           <w:sz w:val="21"/>
           <w:lang w:eastAsia="zh-CN"/>
         </w:rPr>
-        <w:lastRenderedPageBreak/>
         <w:t>增加「不确定时回复：我需要确认一下，稍后回复」等兜底规则</w:t>
       </w:r>
     </w:p>
@@ -8305,8 +8689,18 @@
                 <w:color w:val="1F2937"/>
                 <w:sz w:val="20"/>
               </w:rPr>
-              <w:t>data/messages.json</w:t>
+              <w:t>data/</w:t>
             </w:r>
+            <w:proofErr w:type="spellStart"/>
+            <w:r>
+              <w:rPr>
+                <w:rFonts w:ascii="微软雅黑" w:eastAsia="微软雅黑" w:hAnsi="微软雅黑"/>
+                <w:color w:val="1F2937"/>
+                <w:sz w:val="20"/>
+              </w:rPr>
+              <w:t>messages.json</w:t>
+            </w:r>
+            <w:proofErr w:type="spellEnd"/>
           </w:p>
         </w:tc>
         <w:tc>
@@ -8479,8 +8873,18 @@
                 <w:color w:val="1F2937"/>
                 <w:sz w:val="20"/>
               </w:rPr>
-              <w:t>data/settings.json</w:t>
+              <w:t>data/</w:t>
             </w:r>
+            <w:proofErr w:type="spellStart"/>
+            <w:r>
+              <w:rPr>
+                <w:rFonts w:ascii="微软雅黑" w:eastAsia="微软雅黑" w:hAnsi="微软雅黑"/>
+                <w:color w:val="1F2937"/>
+                <w:sz w:val="20"/>
+              </w:rPr>
+              <w:t>settings.json</w:t>
+            </w:r>
+            <w:proofErr w:type="spellEnd"/>
           </w:p>
         </w:tc>
         <w:tc>
@@ -8770,6 +9174,7 @@
           <w:color w:val="07C160"/>
           <w:sz w:val="36"/>
         </w:rPr>
+        <w:lastRenderedPageBreak/>
         <w:t>11  快速参考卡片</w:t>
       </w:r>
     </w:p>
@@ -8786,7 +9191,6 @@
           <w:color w:val="05964B"/>
           <w:sz w:val="26"/>
         </w:rPr>
-        <w:lastRenderedPageBreak/>
         <w:t>日常操作流程</w:t>
       </w:r>
     </w:p>
@@ -8957,6 +9361,7 @@
                 <w:rFonts w:ascii="微软雅黑" w:eastAsia="微软雅黑" w:hAnsi="微软雅黑"/>
               </w:rPr>
             </w:pPr>
+            <w:proofErr w:type="spellStart"/>
             <w:r>
               <w:rPr>
                 <w:rFonts w:ascii="微软雅黑" w:eastAsia="微软雅黑" w:hAnsi="微软雅黑"/>
@@ -8965,6 +9370,7 @@
               </w:rPr>
               <w:t>查看今日消息</w:t>
             </w:r>
+            <w:proofErr w:type="spellEnd"/>
           </w:p>
         </w:tc>
         <w:tc>
@@ -9017,6 +9423,7 @@
                 <w:rFonts w:ascii="微软雅黑" w:eastAsia="微软雅黑" w:hAnsi="微软雅黑"/>
               </w:rPr>
             </w:pPr>
+            <w:proofErr w:type="spellStart"/>
             <w:r>
               <w:rPr>
                 <w:rFonts w:ascii="微软雅黑" w:eastAsia="微软雅黑" w:hAnsi="微软雅黑"/>
@@ -9025,6 +9432,7 @@
               </w:rPr>
               <w:t>查看待办事项</w:t>
             </w:r>
+            <w:proofErr w:type="spellEnd"/>
           </w:p>
         </w:tc>
         <w:tc>
@@ -9077,6 +9485,7 @@
                 <w:rFonts w:ascii="微软雅黑" w:eastAsia="微软雅黑" w:hAnsi="微软雅黑"/>
               </w:rPr>
             </w:pPr>
+            <w:proofErr w:type="spellStart"/>
             <w:r>
               <w:rPr>
                 <w:rFonts w:ascii="微软雅黑" w:eastAsia="微软雅黑" w:hAnsi="微软雅黑"/>
@@ -9085,6 +9494,7 @@
               </w:rPr>
               <w:t>完成待办</w:t>
             </w:r>
+            <w:proofErr w:type="spellEnd"/>
           </w:p>
         </w:tc>
         <w:tc>
@@ -9137,13 +9547,23 @@
                 <w:rFonts w:ascii="微软雅黑" w:eastAsia="微软雅黑" w:hAnsi="微软雅黑"/>
               </w:rPr>
             </w:pPr>
+            <w:proofErr w:type="spellStart"/>
             <w:r>
               <w:rPr>
                 <w:rFonts w:ascii="微软雅黑" w:eastAsia="微软雅黑" w:hAnsi="微软雅黑"/>
                 <w:color w:val="1F2937"/>
                 <w:sz w:val="20"/>
               </w:rPr>
-              <w:t>修改 Prompt</w:t>
+              <w:t>修改</w:t>
+            </w:r>
+            <w:proofErr w:type="spellEnd"/>
+            <w:r>
+              <w:rPr>
+                <w:rFonts w:ascii="微软雅黑" w:eastAsia="微软雅黑" w:hAnsi="微软雅黑"/>
+                <w:color w:val="1F2937"/>
+                <w:sz w:val="20"/>
+              </w:rPr>
+              <w:t xml:space="preserve"> Prompt</w:t>
             </w:r>
           </w:p>
         </w:tc>
@@ -9206,14 +9626,34 @@
                 <w:rFonts w:ascii="微软雅黑" w:eastAsia="微软雅黑" w:hAnsi="微软雅黑"/>
               </w:rPr>
             </w:pPr>
+            <w:proofErr w:type="spellStart"/>
             <w:r>
               <w:rPr>
                 <w:rFonts w:ascii="微软雅黑" w:eastAsia="微软雅黑" w:hAnsi="微软雅黑"/>
                 <w:color w:val="1F2937"/>
                 <w:sz w:val="20"/>
               </w:rPr>
-              <w:t>切换 AI 模型</w:t>
+              <w:t>切换</w:t>
             </w:r>
+            <w:proofErr w:type="spellEnd"/>
+            <w:r>
+              <w:rPr>
+                <w:rFonts w:ascii="微软雅黑" w:eastAsia="微软雅黑" w:hAnsi="微软雅黑"/>
+                <w:color w:val="1F2937"/>
+                <w:sz w:val="20"/>
+              </w:rPr>
+              <w:t xml:space="preserve"> AI </w:t>
+            </w:r>
+            <w:proofErr w:type="spellStart"/>
+            <w:r>
+              <w:rPr>
+                <w:rFonts w:ascii="微软雅黑" w:eastAsia="微软雅黑" w:hAnsi="微软雅黑"/>
+                <w:color w:val="1F2937"/>
+                <w:sz w:val="20"/>
+              </w:rPr>
+              <w:t>模型</w:t>
+            </w:r>
+            <w:proofErr w:type="spellEnd"/>
           </w:p>
         </w:tc>
         <w:tc>
@@ -9275,6 +9715,7 @@
                 <w:rFonts w:ascii="微软雅黑" w:eastAsia="微软雅黑" w:hAnsi="微软雅黑"/>
               </w:rPr>
             </w:pPr>
+            <w:proofErr w:type="spellStart"/>
             <w:r>
               <w:rPr>
                 <w:rFonts w:ascii="微软雅黑" w:eastAsia="微软雅黑" w:hAnsi="微软雅黑"/>
@@ -9283,6 +9724,7 @@
               </w:rPr>
               <w:t>添加新监控群</w:t>
             </w:r>
+            <w:proofErr w:type="spellEnd"/>
           </w:p>
         </w:tc>
         <w:tc>
@@ -9344,6 +9786,7 @@
                 <w:rFonts w:ascii="微软雅黑" w:eastAsia="微软雅黑" w:hAnsi="微软雅黑"/>
               </w:rPr>
             </w:pPr>
+            <w:proofErr w:type="spellStart"/>
             <w:r>
               <w:rPr>
                 <w:rFonts w:ascii="微软雅黑" w:eastAsia="微软雅黑" w:hAnsi="微软雅黑"/>
@@ -9352,6 +9795,7 @@
               </w:rPr>
               <w:t>重启微信连接</w:t>
             </w:r>
+            <w:proofErr w:type="spellEnd"/>
           </w:p>
         </w:tc>
         <w:tc>
@@ -9454,25 +9898,121 @@
           <w:lang w:eastAsia="zh-CN"/>
         </w:rPr>
         <w:t>你是一名[角色]，负责处理[业务范围]。</w:t>
+      </w:r>
+      <w:r>
+        <w:rPr>
+          <w:rFonts w:ascii="微软雅黑" w:eastAsia="微软雅黑" w:hAnsi="微软雅黑"/>
+          <w:color w:val="0F172A"/>
+          <w:sz w:val="18"/>
+          <w:lang w:eastAsia="zh-CN"/>
+        </w:rPr>
         <w:br/>
+      </w:r>
+      <w:r>
+        <w:rPr>
+          <w:rFonts w:ascii="微软雅黑" w:eastAsia="微软雅黑" w:hAnsi="微软雅黑"/>
+          <w:color w:val="0F172A"/>
+          <w:sz w:val="18"/>
+          <w:lang w:eastAsia="zh-CN"/>
+        </w:rPr>
         <w:br/>
         <w:t>【业务规则】</w:t>
+      </w:r>
+      <w:r>
+        <w:rPr>
+          <w:rFonts w:ascii="微软雅黑" w:eastAsia="微软雅黑" w:hAnsi="微软雅黑"/>
+          <w:color w:val="0F172A"/>
+          <w:sz w:val="18"/>
+          <w:lang w:eastAsia="zh-CN"/>
+        </w:rPr>
         <w:br/>
         <w:t>1. [场景1]：[处理方式1]</w:t>
+      </w:r>
+      <w:r>
+        <w:rPr>
+          <w:rFonts w:ascii="微软雅黑" w:eastAsia="微软雅黑" w:hAnsi="微软雅黑"/>
+          <w:color w:val="0F172A"/>
+          <w:sz w:val="18"/>
+          <w:lang w:eastAsia="zh-CN"/>
+        </w:rPr>
         <w:br/>
         <w:t>2. [场景2]：[处理方式2]</w:t>
+      </w:r>
+      <w:r>
+        <w:rPr>
+          <w:rFonts w:ascii="微软雅黑" w:eastAsia="微软雅黑" w:hAnsi="微软雅黑"/>
+          <w:color w:val="0F172A"/>
+          <w:sz w:val="18"/>
+          <w:lang w:eastAsia="zh-CN"/>
+        </w:rPr>
         <w:br/>
+      </w:r>
+      <w:r>
+        <w:rPr>
+          <w:rFonts w:ascii="微软雅黑" w:eastAsia="微软雅黑" w:hAnsi="微软雅黑"/>
+          <w:color w:val="0F172A"/>
+          <w:sz w:val="18"/>
+          <w:lang w:eastAsia="zh-CN"/>
+        </w:rPr>
         <w:br/>
         <w:t>【需要创建跟进事项时】请以 JSON 格式返回：</w:t>
+      </w:r>
+      <w:r>
+        <w:rPr>
+          <w:rFonts w:ascii="微软雅黑" w:eastAsia="微软雅黑" w:hAnsi="微软雅黑"/>
+          <w:color w:val="0F172A"/>
+          <w:sz w:val="18"/>
+          <w:lang w:eastAsia="zh-CN"/>
+        </w:rPr>
         <w:br/>
         <w:t>{"reply": "回复内容", "todoSummary": "跟进事项描述"}</w:t>
+      </w:r>
+      <w:r>
+        <w:rPr>
+          <w:rFonts w:ascii="微软雅黑" w:eastAsia="微软雅黑" w:hAnsi="微软雅黑"/>
+          <w:color w:val="0F172A"/>
+          <w:sz w:val="18"/>
+          <w:lang w:eastAsia="zh-CN"/>
+        </w:rPr>
         <w:br/>
+      </w:r>
+      <w:r>
+        <w:rPr>
+          <w:rFonts w:ascii="微软雅黑" w:eastAsia="微软雅黑" w:hAnsi="微软雅黑"/>
+          <w:color w:val="0F172A"/>
+          <w:sz w:val="18"/>
+          <w:lang w:eastAsia="zh-CN"/>
+        </w:rPr>
         <w:br/>
         <w:t>【注意事项】</w:t>
+      </w:r>
+      <w:r>
+        <w:rPr>
+          <w:rFonts w:ascii="微软雅黑" w:eastAsia="微软雅黑" w:hAnsi="微软雅黑"/>
+          <w:color w:val="0F172A"/>
+          <w:sz w:val="18"/>
+          <w:lang w:eastAsia="zh-CN"/>
+        </w:rPr>
         <w:br/>
         <w:t>- 回复控制在 100 字以内</w:t>
+      </w:r>
+      <w:r>
+        <w:rPr>
+          <w:rFonts w:ascii="微软雅黑" w:eastAsia="微软雅黑" w:hAnsi="微软雅黑"/>
+          <w:color w:val="0F172A"/>
+          <w:sz w:val="18"/>
+          <w:lang w:eastAsia="zh-CN"/>
+        </w:rPr>
         <w:br/>
         <w:t>- 不确定的问题回复「我需要确认一下，稍后回复您」</w:t>
+      </w:r>
+      <w:r>
+        <w:rPr>
+          <w:rFonts w:ascii="微软雅黑" w:eastAsia="微软雅黑" w:hAnsi="微软雅黑"/>
+          <w:color w:val="0F172A"/>
+          <w:sz w:val="18"/>
+          <w:lang w:eastAsia="zh-CN"/>
+        </w:rPr>
         <w:br/>
         <w:t>- 回复时在内容头部加上 @ {消息发言人}</w:t>
       </w:r>
@@ -9500,6 +10040,7 @@
           <w:color w:val="6B7280"/>
           <w:sz w:val="18"/>
         </w:rPr>
+        <w:lastRenderedPageBreak/>
         <w:t>WeConnect v1.0  ·  本地运行  ·  数据安全  ·  2026</w:t>
       </w:r>
     </w:p>
@@ -9683,6 +10224,120 @@
       </w:pPr>
       <w:rPr>
         <w:rFonts w:ascii="Symbol" w:hAnsi="Symbol" w:hint="default"/>
+      </w:rPr>
+    </w:lvl>
+  </w:abstractNum>
+  <w:abstractNum w:abstractNumId="9" w15:restartNumberingAfterBreak="0">
+    <w:nsid w:val="301D0F39"/>
+    <w:multiLevelType w:val="hybridMultilevel"/>
+    <w:tmpl w:val="6F8A8370"/>
+    <w:lvl w:ilvl="0" w:tplc="71961EFE">
+      <w:numFmt w:val="bullet"/>
+      <w:lvlText w:val="•"/>
+      <w:lvlJc w:val="left"/>
+      <w:pPr>
+        <w:ind w:left="720" w:hanging="360"/>
+      </w:pPr>
+      <w:rPr>
+        <w:rFonts w:ascii="微软雅黑" w:eastAsia="微软雅黑" w:hAnsi="微软雅黑" w:cstheme="minorBidi" w:hint="eastAsia"/>
+        <w:color w:val="1F2937"/>
+        <w:sz w:val="21"/>
+      </w:rPr>
+    </w:lvl>
+    <w:lvl w:ilvl="1" w:tplc="04090003" w:tentative="1">
+      <w:start w:val="1"/>
+      <w:numFmt w:val="bullet"/>
+      <w:lvlText w:val=""/>
+      <w:lvlJc w:val="left"/>
+      <w:pPr>
+        <w:ind w:left="1240" w:hanging="440"/>
+      </w:pPr>
+      <w:rPr>
+        <w:rFonts w:ascii="Wingdings" w:hAnsi="Wingdings" w:hint="default"/>
+      </w:rPr>
+    </w:lvl>
+    <w:lvl w:ilvl="2" w:tplc="04090005" w:tentative="1">
+      <w:start w:val="1"/>
+      <w:numFmt w:val="bullet"/>
+      <w:lvlText w:val=""/>
+      <w:lvlJc w:val="left"/>
+      <w:pPr>
+        <w:ind w:left="1680" w:hanging="440"/>
+      </w:pPr>
+      <w:rPr>
+        <w:rFonts w:ascii="Wingdings" w:hAnsi="Wingdings" w:hint="default"/>
+      </w:rPr>
+    </w:lvl>
+    <w:lvl w:ilvl="3" w:tplc="04090001" w:tentative="1">
+      <w:start w:val="1"/>
+      <w:numFmt w:val="bullet"/>
+      <w:lvlText w:val=""/>
+      <w:lvlJc w:val="left"/>
+      <w:pPr>
+        <w:ind w:left="2120" w:hanging="440"/>
+      </w:pPr>
+      <w:rPr>
+        <w:rFonts w:ascii="Wingdings" w:hAnsi="Wingdings" w:hint="default"/>
+      </w:rPr>
+    </w:lvl>
+    <w:lvl w:ilvl="4" w:tplc="04090003" w:tentative="1">
+      <w:start w:val="1"/>
+      <w:numFmt w:val="bullet"/>
+      <w:lvlText w:val=""/>
+      <w:lvlJc w:val="left"/>
+      <w:pPr>
+        <w:ind w:left="2560" w:hanging="440"/>
+      </w:pPr>
+      <w:rPr>
+        <w:rFonts w:ascii="Wingdings" w:hAnsi="Wingdings" w:hint="default"/>
+      </w:rPr>
+    </w:lvl>
+    <w:lvl w:ilvl="5" w:tplc="04090005" w:tentative="1">
+      <w:start w:val="1"/>
+      <w:numFmt w:val="bullet"/>
+      <w:lvlText w:val=""/>
+      <w:lvlJc w:val="left"/>
+      <w:pPr>
+        <w:ind w:left="3000" w:hanging="440"/>
+      </w:pPr>
+      <w:rPr>
+        <w:rFonts w:ascii="Wingdings" w:hAnsi="Wingdings" w:hint="default"/>
+      </w:rPr>
+    </w:lvl>
+    <w:lvl w:ilvl="6" w:tplc="04090001" w:tentative="1">
+      <w:start w:val="1"/>
+      <w:numFmt w:val="bullet"/>
+      <w:lvlText w:val=""/>
+      <w:lvlJc w:val="left"/>
+      <w:pPr>
+        <w:ind w:left="3440" w:hanging="440"/>
+      </w:pPr>
+      <w:rPr>
+        <w:rFonts w:ascii="Wingdings" w:hAnsi="Wingdings" w:hint="default"/>
+      </w:rPr>
+    </w:lvl>
+    <w:lvl w:ilvl="7" w:tplc="04090003" w:tentative="1">
+      <w:start w:val="1"/>
+      <w:numFmt w:val="bullet"/>
+      <w:lvlText w:val=""/>
+      <w:lvlJc w:val="left"/>
+      <w:pPr>
+        <w:ind w:left="3880" w:hanging="440"/>
+      </w:pPr>
+      <w:rPr>
+        <w:rFonts w:ascii="Wingdings" w:hAnsi="Wingdings" w:hint="default"/>
+      </w:rPr>
+    </w:lvl>
+    <w:lvl w:ilvl="8" w:tplc="04090005" w:tentative="1">
+      <w:start w:val="1"/>
+      <w:numFmt w:val="bullet"/>
+      <w:lvlText w:val=""/>
+      <w:lvlJc w:val="left"/>
+      <w:pPr>
+        <w:ind w:left="4320" w:hanging="440"/>
+      </w:pPr>
+      <w:rPr>
+        <w:rFonts w:ascii="Wingdings" w:hAnsi="Wingdings" w:hint="default"/>
       </w:rPr>
     </w:lvl>
   </w:abstractNum>
@@ -9712,6 +10367,9 @@
   </w:num>
   <w:num w:numId="9" w16cid:durableId="1479033129">
     <w:abstractNumId w:val="0"/>
+  </w:num>
+  <w:num w:numId="10" w16cid:durableId="1555891754">
+    <w:abstractNumId w:val="9"/>
   </w:num>
 </w:numbering>
 </file>
